--- a/Route_Purchase_Notary.docx
+++ b/Route_Purchase_Notary.docx
@@ -44,7 +44,7 @@
     <w:p>
       <w:r>
         <w:pict w14:anchorId="795D6F64">
-          <v:rect id="_x0000_i1085" style="width:0;height:1.5pt" o:hralign="center" o:hrstd="t" o:hr="t" fillcolor="#a0a0a0" stroked="f"/>
+          <v:rect id="_x0000_i1025" style="width:0;height:1.5pt" o:hralign="center" o:hrstd="t" o:hr="t" fillcolor="#a0a0a0" stroked="f"/>
         </w:pict>
       </w:r>
     </w:p>
@@ -94,7 +94,7 @@
     <w:p>
       <w:r>
         <w:pict w14:anchorId="10875993">
-          <v:rect id="_x0000_i1086" style="width:0;height:1.5pt" o:hralign="center" o:hrstd="t" o:hr="t" fillcolor="#a0a0a0" stroked="f"/>
+          <v:rect id="_x0000_i1026" style="width:0;height:1.5pt" o:hralign="center" o:hrstd="t" o:hr="t" fillcolor="#a0a0a0" stroked="f"/>
         </w:pict>
       </w:r>
     </w:p>
@@ -126,7 +126,7 @@
     <w:p>
       <w:r>
         <w:pict w14:anchorId="338414D3">
-          <v:rect id="_x0000_i1087" style="width:0;height:1.5pt" o:hralign="center" o:hrstd="t" o:hr="t" fillcolor="#a0a0a0" stroked="f"/>
+          <v:rect id="_x0000_i1027" style="width:0;height:1.5pt" o:hralign="center" o:hrstd="t" o:hr="t" fillcolor="#a0a0a0" stroked="f"/>
         </w:pict>
       </w:r>
     </w:p>
@@ -389,7 +389,7 @@
     <w:p>
       <w:r>
         <w:pict w14:anchorId="6D1FB3DF">
-          <v:rect id="_x0000_i1088" style="width:0;height:1.5pt" o:hralign="center" o:hrstd="t" o:hr="t" fillcolor="#a0a0a0" stroked="f"/>
+          <v:rect id="_x0000_i1028" style="width:0;height:1.5pt" o:hralign="center" o:hrstd="t" o:hr="t" fillcolor="#a0a0a0" stroked="f"/>
         </w:pict>
       </w:r>
     </w:p>
@@ -671,7 +671,7 @@
     <w:p>
       <w:r>
         <w:pict w14:anchorId="74446E51">
-          <v:rect id="_x0000_i1089" style="width:0;height:1.5pt" o:hralign="center" o:hrstd="t" o:hr="t" fillcolor="#a0a0a0" stroked="f"/>
+          <v:rect id="_x0000_i1029" style="width:0;height:1.5pt" o:hralign="center" o:hrstd="t" o:hr="t" fillcolor="#a0a0a0" stroked="f"/>
         </w:pict>
       </w:r>
     </w:p>
@@ -985,7 +985,7 @@
     <w:p>
       <w:r>
         <w:pict w14:anchorId="00490075">
-          <v:rect id="_x0000_i1090" style="width:0;height:1.5pt" o:hralign="center" o:hrstd="t" o:hr="t" fillcolor="#a0a0a0" stroked="f"/>
+          <v:rect id="_x0000_i1030" style="width:0;height:1.5pt" o:hralign="center" o:hrstd="t" o:hr="t" fillcolor="#a0a0a0" stroked="f"/>
         </w:pict>
       </w:r>
     </w:p>
@@ -1982,6 +1982,11 @@
       </w:r>
     </w:p>
     <w:p>
+      <w:pPr>
+        <w:rPr>
+          <w:lang w:bidi="te-IN"/>
+        </w:rPr>
+      </w:pPr>
       <w:r>
         <w:rPr>
           <w:rFonts w:ascii="Gautami" w:hAnsi="Gautami" w:cs="Gautami" w:hint="cs"/>
@@ -2123,6 +2128,11 @@
       </w:r>
     </w:p>
     <w:p>
+      <w:pPr>
+        <w:rPr>
+          <w:lang w:bidi="te-IN"/>
+        </w:rPr>
+      </w:pPr>
       <w:r>
         <w:rPr>
           <w:rFonts w:ascii="Gautami" w:hAnsi="Gautami" w:cs="Gautami" w:hint="cs"/>
@@ -2286,9 +2296,128 @@
       </w:r>
     </w:p>
     <w:p>
+      <w:pPr>
+        <w:rPr>
+          <w:b/>
+          <w:bCs/>
+        </w:rPr>
+      </w:pPr>
+      <w:r>
+        <w:rPr>
+          <w:b/>
+          <w:bCs/>
+        </w:rPr>
+        <w:t>7</w:t>
+      </w:r>
+      <w:r>
+        <w:rPr>
+          <w:b/>
+          <w:bCs/>
+        </w:rPr>
+        <w:t xml:space="preserve">. Refund Clause </w:t>
+      </w:r>
+      <w:r>
+        <w:rPr>
+          <w:b/>
+          <w:bCs/>
+        </w:rPr>
+        <w:t>(</w:t>
+      </w:r>
+      <w:r>
+        <w:rPr>
+          <w:rFonts w:ascii="Gautami" w:hAnsi="Gautami" w:cs="Gautami" w:hint="cs"/>
+          <w:b/>
+          <w:bCs/>
+          <w:cs/>
+          <w:lang w:bidi="te-IN"/>
+        </w:rPr>
+        <w:t>అదనపు</w:t>
+      </w:r>
+      <w:r>
+        <w:rPr>
+          <w:b/>
+          <w:bCs/>
+          <w:cs/>
+          <w:lang w:bidi="te-IN"/>
+        </w:rPr>
+        <w:t xml:space="preserve"> </w:t>
+      </w:r>
+      <w:r>
+        <w:rPr>
+          <w:rFonts w:ascii="Gautami" w:hAnsi="Gautami" w:cs="Gautami" w:hint="cs"/>
+          <w:b/>
+          <w:bCs/>
+          <w:cs/>
+          <w:lang w:bidi="te-IN"/>
+        </w:rPr>
+        <w:t>నిబంధన</w:t>
+      </w:r>
+      <w:r>
+        <w:rPr>
+          <w:rFonts w:ascii="Gautami" w:hAnsi="Gautami" w:cs="Gautami"/>
+          <w:b/>
+          <w:bCs/>
+          <w:lang w:bidi="te-IN"/>
+        </w:rPr>
+        <w:t>)</w:t>
+      </w:r>
+      <w:r>
+        <w:rPr>
+          <w:b/>
+          <w:bCs/>
+        </w:rPr>
+        <w:t>:</w:t>
+      </w:r>
+    </w:p>
+    <w:p>
+      <w:r>
+        <w:t>If any issues arise in the future regarding the purchased route, and if it is proven that the seller has provided false information or has created legal complications, the seller will be fully responsible for all legal consequences and will be punishable as per applicable law.</w:t>
+      </w:r>
+    </w:p>
+    <w:p>
+      <w:r>
+        <w:rPr>
+          <w:rFonts w:ascii="Gautami" w:hAnsi="Gautami" w:cs="Gautami"/>
+          <w:b/>
+          <w:bCs/>
+          <w:cs/>
+          <w:lang w:bidi="te-IN"/>
+        </w:rPr>
+        <w:t>కొనుగోలు చేసిన మార్గానికి సంబంధించి భవిష్యత్తులో ఎలాంటి సమస్యలు తలెత్తినా</w:t>
+      </w:r>
+      <w:r>
+        <w:rPr>
+          <w:rFonts w:ascii="Gautami" w:hAnsi="Gautami" w:cs="Gautami"/>
+          <w:b/>
+          <w:bCs/>
+          <w:lang w:bidi="te-IN"/>
+        </w:rPr>
+        <w:t xml:space="preserve">, </w:t>
+      </w:r>
+      <w:r>
+        <w:rPr>
+          <w:rFonts w:ascii="Gautami" w:hAnsi="Gautami" w:cs="Gautami"/>
+          <w:b/>
+          <w:bCs/>
+          <w:cs/>
+          <w:lang w:bidi="te-IN"/>
+        </w:rPr>
+        <w:t>లేదా అమ్మకందారు తప్పుడు సమాచారం ఇచ్చినట్టు లేదా న్యాయ సంబంధిత సమస్యలను ఉద్దేశపూర్వకంగా సృష్టించినట్టు నిర్ధారించబడినట్లయితే — ఆ న్యాయపరమైన పరిణామాలకు పూర్తిగా అమ్మకందారే బాధ్యత వహించాలి మరియు ప్రస్తుత చట్టాల ప్రకారం శిక్షార్హుడు అవుతారు.</w:t>
+      </w:r>
+      <w:r>
+        <w:rPr>
+          <w:b/>
+          <w:bCs/>
+          <w:cs/>
+          <w:lang w:bidi="te-IN"/>
+        </w:rPr>
+        <w:t>.</w:t>
+      </w:r>
+    </w:p>
+    <w:p>
       <w:r>
         <w:pict w14:anchorId="0BA332B1">
-          <v:rect id="_x0000_i1091" style="width:0;height:1.5pt" o:hralign="center" o:hrstd="t" o:hr="t" fillcolor="#a0a0a0" stroked="f"/>
+          <v:rect id="_x0000_i1031" style="width:0;height:1.5pt" o:hralign="center" o:hrstd="t" o:hr="t" fillcolor="#a0a0a0" stroked="f"/>
         </w:pict>
       </w:r>
     </w:p>
@@ -2392,7 +2521,7 @@
     <w:p>
       <w:r>
         <w:pict w14:anchorId="0EDC6DE6">
-          <v:rect id="_x0000_i1092" style="width:0;height:1.5pt" o:hralign="center" o:hrstd="t" o:hr="t" fillcolor="#a0a0a0" stroked="f"/>
+          <v:rect id="_x0000_i1032" style="width:0;height:1.5pt" o:hralign="center" o:hrstd="t" o:hr="t" fillcolor="#a0a0a0" stroked="f"/>
         </w:pict>
       </w:r>
     </w:p>
@@ -2442,6 +2571,7 @@
           <w:b/>
           <w:bCs/>
         </w:rPr>
+        <w:lastRenderedPageBreak/>
         <w:t>Name (</w:t>
       </w:r>
       <w:r>
@@ -2571,7 +2701,7 @@
     <w:p>
       <w:r>
         <w:pict w14:anchorId="3970B7E2">
-          <v:rect id="_x0000_i1093" style="width:0;height:1.5pt" o:hralign="center" o:hrstd="t" o:hr="t" fillcolor="#a0a0a0" stroked="f"/>
+          <v:rect id="_x0000_i1033" style="width:0;height:1.5pt" o:hralign="center" o:hrstd="t" o:hr="t" fillcolor="#a0a0a0" stroked="f"/>
         </w:pict>
       </w:r>
     </w:p>
@@ -2636,7 +2766,6 @@
     </w:p>
     <w:p>
       <w:r>
-        <w:lastRenderedPageBreak/>
         <w:t>I, _____________________, Notary Public, hereby verify that the parties appeared before me, established their identity, and signed in my presence.</w:t>
       </w:r>
     </w:p>
@@ -2946,7 +3075,7 @@
     <w:p>
       <w:r>
         <w:pict w14:anchorId="344B318E">
-          <v:rect id="_x0000_i1094" style="width:0;height:1.5pt" o:hralign="center" o:hrstd="t" o:hr="t" fillcolor="#a0a0a0" stroked="f"/>
+          <v:rect id="_x0000_i1034" style="width:0;height:1.5pt" o:hralign="center" o:hrstd="t" o:hr="t" fillcolor="#a0a0a0" stroked="f"/>
         </w:pict>
       </w:r>
     </w:p>
